--- a/docs/user-manual.docx
+++ b/docs/user-manual.docx
@@ -1081,7 +1081,7 @@
               <w:rPr>
                 <w:sz w:val="20"/>
               </w:rPr>
-              <w:t>TZS 20,000</w:t>
+              <w:t>Tsh 20,000</w:t>
             </w:r>
           </w:p>
         </w:tc>
@@ -1094,7 +1094,7 @@
               <w:rPr>
                 <w:sz w:val="20"/>
               </w:rPr>
-              <w:t>TZS 200,000</w:t>
+              <w:t>Tsh 200,000</w:t>
             </w:r>
           </w:p>
         </w:tc>
@@ -1135,7 +1135,7 @@
               <w:rPr>
                 <w:sz w:val="20"/>
               </w:rPr>
-              <w:t>TZS 39,000</w:t>
+              <w:t>Tsh 39,000</w:t>
             </w:r>
           </w:p>
         </w:tc>
@@ -1148,7 +1148,7 @@
               <w:rPr>
                 <w:sz w:val="20"/>
               </w:rPr>
-              <w:t>TZS 390,000</w:t>
+              <w:t>Tsh 390,000</w:t>
             </w:r>
           </w:p>
         </w:tc>
@@ -1189,7 +1189,7 @@
               <w:rPr>
                 <w:sz w:val="20"/>
               </w:rPr>
-              <w:t>TZS 55,000</w:t>
+              <w:t>Tsh 55,000</w:t>
             </w:r>
           </w:p>
         </w:tc>
@@ -1202,7 +1202,7 @@
               <w:rPr>
                 <w:sz w:val="20"/>
               </w:rPr>
-              <w:t>TZS 550,000</w:t>
+              <w:t>Tsh 550,000</w:t>
             </w:r>
           </w:p>
         </w:tc>
@@ -1243,7 +1243,7 @@
               <w:rPr>
                 <w:sz w:val="20"/>
               </w:rPr>
-              <w:t>TZS 75,000</w:t>
+              <w:t>Tsh 75,000</w:t>
             </w:r>
           </w:p>
         </w:tc>
@@ -1256,7 +1256,7 @@
               <w:rPr>
                 <w:sz w:val="20"/>
               </w:rPr>
-              <w:t>TZS 750,000</w:t>
+              <w:t>Tsh 750,000</w:t>
             </w:r>
           </w:p>
         </w:tc>
@@ -1398,7 +1398,7 @@
               <w:rPr>
                 <w:sz w:val="20"/>
               </w:rPr>
-              <w:t>TZS 100,000</w:t>
+              <w:t>Tsh 100,000</w:t>
             </w:r>
           </w:p>
         </w:tc>
@@ -1411,7 +1411,7 @@
               <w:rPr>
                 <w:sz w:val="20"/>
               </w:rPr>
-              <w:t>TZS 1,000,000</w:t>
+              <w:t>Tsh 1,000,000</w:t>
             </w:r>
           </w:p>
         </w:tc>
@@ -11175,7 +11175,7 @@
               <w:rPr>
                 <w:sz w:val="20"/>
               </w:rPr>
-              <w:t>TZS 20,000</w:t>
+              <w:t>Tsh 20,000</w:t>
             </w:r>
           </w:p>
         </w:tc>
@@ -11188,7 +11188,7 @@
               <w:rPr>
                 <w:sz w:val="20"/>
               </w:rPr>
-              <w:t>TZS 200,000</w:t>
+              <w:t>Tsh 200,000</w:t>
             </w:r>
           </w:p>
         </w:tc>
@@ -11229,7 +11229,7 @@
               <w:rPr>
                 <w:sz w:val="20"/>
               </w:rPr>
-              <w:t>TZS 39,000</w:t>
+              <w:t>Tsh 39,000</w:t>
             </w:r>
           </w:p>
         </w:tc>
@@ -11242,7 +11242,7 @@
               <w:rPr>
                 <w:sz w:val="20"/>
               </w:rPr>
-              <w:t>TZS 390,000</w:t>
+              <w:t>Tsh 390,000</w:t>
             </w:r>
           </w:p>
         </w:tc>
@@ -11283,7 +11283,7 @@
               <w:rPr>
                 <w:sz w:val="20"/>
               </w:rPr>
-              <w:t>TZS 55,000</w:t>
+              <w:t>Tsh 55,000</w:t>
             </w:r>
           </w:p>
         </w:tc>
@@ -11296,7 +11296,7 @@
               <w:rPr>
                 <w:sz w:val="20"/>
               </w:rPr>
-              <w:t>TZS 550,000</w:t>
+              <w:t>Tsh 550,000</w:t>
             </w:r>
           </w:p>
         </w:tc>
@@ -11337,7 +11337,7 @@
               <w:rPr>
                 <w:sz w:val="20"/>
               </w:rPr>
-              <w:t>TZS 75,000</w:t>
+              <w:t>Tsh 75,000</w:t>
             </w:r>
           </w:p>
         </w:tc>
@@ -11350,7 +11350,7 @@
               <w:rPr>
                 <w:sz w:val="20"/>
               </w:rPr>
-              <w:t>TZS 750,000</w:t>
+              <w:t>Tsh 750,000</w:t>
             </w:r>
           </w:p>
         </w:tc>
@@ -11492,7 +11492,7 @@
               <w:rPr>
                 <w:sz w:val="20"/>
               </w:rPr>
-              <w:t>TZS 100,000</w:t>
+              <w:t>Tsh 100,000</w:t>
             </w:r>
           </w:p>
         </w:tc>
@@ -11505,7 +11505,7 @@
               <w:rPr>
                 <w:sz w:val="20"/>
               </w:rPr>
-              <w:t>TZS 1,000,000</w:t>
+              <w:t>Tsh 1,000,000</w:t>
             </w:r>
           </w:p>
         </w:tc>
@@ -12276,7 +12276,7 @@
         <w:rPr>
           <w:sz w:val="22"/>
         </w:rPr>
-        <w:t>Use the current pricing matrix: ADDO TZS 20,000/month, BASIC TZS 39,000/month, STANDARD TZS 55,000/month, PREMIUM TZS 75,000/month, WHOLESALE TZS 100,000/month, and ENTERPRISE custom. Annual billing is 10x monthly pricing.</w:t>
+        <w:t>Use the current pricing matrix: ADDO Tsh 20,000/month, BASIC Tsh 39,000/month, STANDARD Tsh 55,000/month, PREMIUM Tsh 75,000/month, WHOLESALE Tsh 100,000/month, and ENTERPRISE custom. Annual billing is 10x monthly pricing.</w:t>
       </w:r>
     </w:p>
     <w:p>
